--- a/13.07.2026/EXCEPTION HANDLING.docx
+++ b/13.07.2026/EXCEPTION HANDLING.docx
@@ -126,7 +126,14 @@
         <w:rPr>
           <w:rFonts w:ascii="Times New Roman" w:eastAsia="Times New Roman" w:hAnsi="Times New Roman" w:cs="Times New Roman"/>
         </w:rPr>
-        <w:t>a) Run Time</w:t>
+        <w:t xml:space="preserve">a) </w:t>
+      </w:r>
+      <w:r>
+        <w:rPr>
+          <w:rFonts w:ascii="Times New Roman" w:eastAsia="Times New Roman" w:hAnsi="Times New Roman" w:cs="Times New Roman"/>
+          <w:highlight w:val="yellow"/>
+        </w:rPr>
+        <w:t>Run Time</w:t>
       </w:r>
     </w:p>
     <w:p>
@@ -264,7 +271,14 @@
         <w:rPr>
           <w:rFonts w:ascii="Times New Roman" w:eastAsia="Times New Roman" w:hAnsi="Times New Roman" w:cs="Times New Roman"/>
         </w:rPr>
-        <w:t>c) thrown</w:t>
+        <w:t xml:space="preserve">c) </w:t>
+      </w:r>
+      <w:r>
+        <w:rPr>
+          <w:rFonts w:ascii="Times New Roman" w:eastAsia="Times New Roman" w:hAnsi="Times New Roman" w:cs="Times New Roman"/>
+          <w:highlight w:val="yellow"/>
+        </w:rPr>
+        <w:t>thrown</w:t>
       </w:r>
     </w:p>
     <w:p>
@@ -330,6 +344,115 @@
         <w:rPr>
           <w:rFonts w:ascii="Times New Roman" w:eastAsia="Times New Roman" w:hAnsi="Times New Roman" w:cs="Times New Roman"/>
         </w:rPr>
+        <w:t xml:space="preserve">a) </w:t>
+      </w:r>
+      <w:r>
+        <w:rPr>
+          <w:rFonts w:ascii="Times New Roman" w:eastAsia="Times New Roman" w:hAnsi="Times New Roman" w:cs="Times New Roman"/>
+          <w:highlight w:val="yellow"/>
+        </w:rPr>
+        <w:t>try</w:t>
+      </w:r>
+    </w:p>
+    <w:p>
+      <w:pPr>
+        <w:pStyle w:val="ListParagraph"/>
+        <w:shd w:val="clear" w:color="auto" w:fill="FDFDFD"/>
+        <w:spacing w:after="0" w:line="240" w:lineRule="auto"/>
+        <w:ind w:left="900"/>
+        <w:jc w:val="both"/>
+        <w:rPr>
+          <w:rFonts w:ascii="Times New Roman" w:eastAsia="Times New Roman" w:hAnsi="Times New Roman" w:cs="Times New Roman"/>
+        </w:rPr>
+      </w:pPr>
+      <w:r>
+        <w:rPr>
+          <w:rFonts w:ascii="Times New Roman" w:eastAsia="Times New Roman" w:hAnsi="Times New Roman" w:cs="Times New Roman"/>
+        </w:rPr>
+        <w:t>b) finally</w:t>
+      </w:r>
+    </w:p>
+    <w:p>
+      <w:pPr>
+        <w:pStyle w:val="ListParagraph"/>
+        <w:shd w:val="clear" w:color="auto" w:fill="FDFDFD"/>
+        <w:spacing w:after="0" w:line="240" w:lineRule="auto"/>
+        <w:ind w:left="900"/>
+        <w:jc w:val="both"/>
+        <w:rPr>
+          <w:rFonts w:ascii="Times New Roman" w:eastAsia="Times New Roman" w:hAnsi="Times New Roman" w:cs="Times New Roman"/>
+        </w:rPr>
+      </w:pPr>
+      <w:r>
+        <w:rPr>
+          <w:rFonts w:ascii="Times New Roman" w:eastAsia="Times New Roman" w:hAnsi="Times New Roman" w:cs="Times New Roman"/>
+        </w:rPr>
+        <w:t>c) throw</w:t>
+      </w:r>
+    </w:p>
+    <w:p>
+      <w:pPr>
+        <w:pStyle w:val="ListParagraph"/>
+        <w:shd w:val="clear" w:color="auto" w:fill="FDFDFD"/>
+        <w:spacing w:after="0" w:line="240" w:lineRule="auto"/>
+        <w:ind w:left="900"/>
+        <w:jc w:val="both"/>
+        <w:rPr>
+          <w:rFonts w:ascii="Times New Roman" w:eastAsia="Times New Roman" w:hAnsi="Times New Roman" w:cs="Times New Roman"/>
+        </w:rPr>
+      </w:pPr>
+      <w:r>
+        <w:rPr>
+          <w:rFonts w:ascii="Times New Roman" w:eastAsia="Times New Roman" w:hAnsi="Times New Roman" w:cs="Times New Roman"/>
+        </w:rPr>
+        <w:t>d) catch</w:t>
+      </w:r>
+    </w:p>
+    <w:p>
+      <w:pPr>
+        <w:pStyle w:val="ListParagraph"/>
+        <w:shd w:val="clear" w:color="auto" w:fill="FDFDFD"/>
+        <w:spacing w:after="0" w:line="240" w:lineRule="auto"/>
+        <w:ind w:left="900"/>
+        <w:jc w:val="both"/>
+        <w:rPr>
+          <w:rFonts w:ascii="Times New Roman" w:eastAsia="Times New Roman" w:hAnsi="Times New Roman" w:cs="Times New Roman"/>
+        </w:rPr>
+      </w:pPr>
+    </w:p>
+    <w:p>
+      <w:pPr>
+        <w:pStyle w:val="ListParagraph"/>
+        <w:shd w:val="clear" w:color="auto" w:fill="FDFDFD"/>
+        <w:spacing w:after="0" w:line="240" w:lineRule="auto"/>
+        <w:ind w:left="900"/>
+        <w:jc w:val="both"/>
+        <w:rPr>
+          <w:rFonts w:ascii="Times New Roman" w:eastAsia="Times New Roman" w:hAnsi="Times New Roman" w:cs="Times New Roman"/>
+        </w:rPr>
+      </w:pPr>
+      <w:r>
+        <w:rPr>
+          <w:rFonts w:ascii="Times New Roman" w:eastAsia="Times New Roman" w:hAnsi="Times New Roman" w:cs="Times New Roman"/>
+        </w:rPr>
+        <w:t>4. Which of these keywords must be used to handle the exception thrown by try block in some rational manner?</w:t>
+      </w:r>
+    </w:p>
+    <w:p>
+      <w:pPr>
+        <w:pStyle w:val="ListParagraph"/>
+        <w:shd w:val="clear" w:color="auto" w:fill="FDFDFD"/>
+        <w:spacing w:after="0" w:line="240" w:lineRule="auto"/>
+        <w:ind w:left="900"/>
+        <w:jc w:val="both"/>
+        <w:rPr>
+          <w:rFonts w:ascii="Times New Roman" w:eastAsia="Times New Roman" w:hAnsi="Times New Roman" w:cs="Times New Roman"/>
+        </w:rPr>
+      </w:pPr>
+      <w:r>
+        <w:rPr>
+          <w:rFonts w:ascii="Times New Roman" w:eastAsia="Times New Roman" w:hAnsi="Times New Roman" w:cs="Times New Roman"/>
+        </w:rPr>
         <w:t>a) try</w:t>
       </w:r>
     </w:p>
@@ -384,37 +507,44 @@
         <w:rPr>
           <w:rFonts w:ascii="Times New Roman" w:eastAsia="Times New Roman" w:hAnsi="Times New Roman" w:cs="Times New Roman"/>
         </w:rPr>
-        <w:t>d) catch</w:t>
-      </w:r>
-    </w:p>
-    <w:p>
-      <w:pPr>
-        <w:pStyle w:val="ListParagraph"/>
-        <w:shd w:val="clear" w:color="auto" w:fill="FDFDFD"/>
-        <w:spacing w:after="0" w:line="240" w:lineRule="auto"/>
-        <w:ind w:left="900"/>
-        <w:jc w:val="both"/>
-        <w:rPr>
-          <w:rFonts w:ascii="Times New Roman" w:eastAsia="Times New Roman" w:hAnsi="Times New Roman" w:cs="Times New Roman"/>
-        </w:rPr>
-      </w:pPr>
-    </w:p>
-    <w:p>
-      <w:pPr>
-        <w:pStyle w:val="ListParagraph"/>
-        <w:shd w:val="clear" w:color="auto" w:fill="FDFDFD"/>
-        <w:spacing w:after="0" w:line="240" w:lineRule="auto"/>
-        <w:ind w:left="900"/>
-        <w:jc w:val="both"/>
-        <w:rPr>
-          <w:rFonts w:ascii="Times New Roman" w:eastAsia="Times New Roman" w:hAnsi="Times New Roman" w:cs="Times New Roman"/>
-        </w:rPr>
-      </w:pPr>
-      <w:r>
-        <w:rPr>
-          <w:rFonts w:ascii="Times New Roman" w:eastAsia="Times New Roman" w:hAnsi="Times New Roman" w:cs="Times New Roman"/>
-        </w:rPr>
-        <w:t>4. Which of these keywords must be used to handle the exception thrown by try block in some rational manner?</w:t>
+        <w:t xml:space="preserve">d) </w:t>
+      </w:r>
+      <w:r>
+        <w:rPr>
+          <w:rFonts w:ascii="Times New Roman" w:eastAsia="Times New Roman" w:hAnsi="Times New Roman" w:cs="Times New Roman"/>
+          <w:highlight w:val="yellow"/>
+        </w:rPr>
+        <w:t>catch</w:t>
+      </w:r>
+    </w:p>
+    <w:p>
+      <w:pPr>
+        <w:pStyle w:val="ListParagraph"/>
+        <w:shd w:val="clear" w:color="auto" w:fill="FDFDFD"/>
+        <w:spacing w:after="0" w:line="240" w:lineRule="auto"/>
+        <w:ind w:left="900"/>
+        <w:jc w:val="both"/>
+        <w:rPr>
+          <w:rFonts w:ascii="Times New Roman" w:eastAsia="Times New Roman" w:hAnsi="Times New Roman" w:cs="Times New Roman"/>
+        </w:rPr>
+      </w:pPr>
+    </w:p>
+    <w:p>
+      <w:pPr>
+        <w:pStyle w:val="ListParagraph"/>
+        <w:shd w:val="clear" w:color="auto" w:fill="FDFDFD"/>
+        <w:spacing w:after="0" w:line="240" w:lineRule="auto"/>
+        <w:ind w:left="900"/>
+        <w:jc w:val="both"/>
+        <w:rPr>
+          <w:rFonts w:ascii="Times New Roman" w:eastAsia="Times New Roman" w:hAnsi="Times New Roman" w:cs="Times New Roman"/>
+        </w:rPr>
+      </w:pPr>
+      <w:r>
+        <w:rPr>
+          <w:rFonts w:ascii="Times New Roman" w:eastAsia="Times New Roman" w:hAnsi="Times New Roman" w:cs="Times New Roman"/>
+        </w:rPr>
+        <w:t>5. Which of these keywords is used to manually throw an exception?</w:t>
       </w:r>
     </w:p>
     <w:p>
@@ -468,109 +598,14 @@
         <w:rPr>
           <w:rFonts w:ascii="Times New Roman" w:eastAsia="Times New Roman" w:hAnsi="Times New Roman" w:cs="Times New Roman"/>
         </w:rPr>
-        <w:t>c) throw</w:t>
-      </w:r>
-    </w:p>
-    <w:p>
-      <w:pPr>
-        <w:pStyle w:val="ListParagraph"/>
-        <w:shd w:val="clear" w:color="auto" w:fill="FDFDFD"/>
-        <w:spacing w:after="0" w:line="240" w:lineRule="auto"/>
-        <w:ind w:left="900"/>
-        <w:jc w:val="both"/>
-        <w:rPr>
-          <w:rFonts w:ascii="Times New Roman" w:eastAsia="Times New Roman" w:hAnsi="Times New Roman" w:cs="Times New Roman"/>
-        </w:rPr>
-      </w:pPr>
-      <w:r>
-        <w:rPr>
-          <w:rFonts w:ascii="Times New Roman" w:eastAsia="Times New Roman" w:hAnsi="Times New Roman" w:cs="Times New Roman"/>
-        </w:rPr>
-        <w:t>d) catch</w:t>
-      </w:r>
-    </w:p>
-    <w:p>
-      <w:pPr>
-        <w:pStyle w:val="ListParagraph"/>
-        <w:shd w:val="clear" w:color="auto" w:fill="FDFDFD"/>
-        <w:spacing w:after="0" w:line="240" w:lineRule="auto"/>
-        <w:ind w:left="900"/>
-        <w:jc w:val="both"/>
-        <w:rPr>
-          <w:rFonts w:ascii="Times New Roman" w:eastAsia="Times New Roman" w:hAnsi="Times New Roman" w:cs="Times New Roman"/>
-        </w:rPr>
-      </w:pPr>
-    </w:p>
-    <w:p>
-      <w:pPr>
-        <w:pStyle w:val="ListParagraph"/>
-        <w:shd w:val="clear" w:color="auto" w:fill="FDFDFD"/>
-        <w:spacing w:after="0" w:line="240" w:lineRule="auto"/>
-        <w:ind w:left="900"/>
-        <w:jc w:val="both"/>
-        <w:rPr>
-          <w:rFonts w:ascii="Times New Roman" w:eastAsia="Times New Roman" w:hAnsi="Times New Roman" w:cs="Times New Roman"/>
-        </w:rPr>
-      </w:pPr>
-      <w:r>
-        <w:rPr>
-          <w:rFonts w:ascii="Times New Roman" w:eastAsia="Times New Roman" w:hAnsi="Times New Roman" w:cs="Times New Roman"/>
-        </w:rPr>
-        <w:t>5. Which of these keywords is used to manually throw an exception?</w:t>
-      </w:r>
-    </w:p>
-    <w:p>
-      <w:pPr>
-        <w:pStyle w:val="ListParagraph"/>
-        <w:shd w:val="clear" w:color="auto" w:fill="FDFDFD"/>
-        <w:spacing w:after="0" w:line="240" w:lineRule="auto"/>
-        <w:ind w:left="900"/>
-        <w:jc w:val="both"/>
-        <w:rPr>
-          <w:rFonts w:ascii="Times New Roman" w:eastAsia="Times New Roman" w:hAnsi="Times New Roman" w:cs="Times New Roman"/>
-        </w:rPr>
-      </w:pPr>
-      <w:r>
-        <w:rPr>
-          <w:rFonts w:ascii="Times New Roman" w:eastAsia="Times New Roman" w:hAnsi="Times New Roman" w:cs="Times New Roman"/>
-        </w:rPr>
-        <w:t>a) try</w:t>
-      </w:r>
-    </w:p>
-    <w:p>
-      <w:pPr>
-        <w:pStyle w:val="ListParagraph"/>
-        <w:shd w:val="clear" w:color="auto" w:fill="FDFDFD"/>
-        <w:spacing w:after="0" w:line="240" w:lineRule="auto"/>
-        <w:ind w:left="900"/>
-        <w:jc w:val="both"/>
-        <w:rPr>
-          <w:rFonts w:ascii="Times New Roman" w:eastAsia="Times New Roman" w:hAnsi="Times New Roman" w:cs="Times New Roman"/>
-        </w:rPr>
-      </w:pPr>
-      <w:r>
-        <w:rPr>
-          <w:rFonts w:ascii="Times New Roman" w:eastAsia="Times New Roman" w:hAnsi="Times New Roman" w:cs="Times New Roman"/>
-        </w:rPr>
-        <w:t>b) finally</w:t>
-      </w:r>
-    </w:p>
-    <w:p>
-      <w:pPr>
-        <w:pStyle w:val="ListParagraph"/>
-        <w:shd w:val="clear" w:color="auto" w:fill="FDFDFD"/>
-        <w:spacing w:after="0" w:line="240" w:lineRule="auto"/>
-        <w:ind w:left="900"/>
-        <w:jc w:val="both"/>
-        <w:rPr>
-          <w:rFonts w:ascii="Times New Roman" w:eastAsia="Times New Roman" w:hAnsi="Times New Roman" w:cs="Times New Roman"/>
-        </w:rPr>
-      </w:pPr>
-      <w:r>
-        <w:rPr>
-          <w:rFonts w:ascii="Times New Roman" w:eastAsia="Times New Roman" w:hAnsi="Times New Roman" w:cs="Times New Roman"/>
-        </w:rPr>
-        <w:t>c) throw</w:t>
+        <w:t xml:space="preserve">c) </w:t>
+      </w:r>
+      <w:r>
+        <w:rPr>
+          <w:rFonts w:ascii="Times New Roman" w:eastAsia="Times New Roman" w:hAnsi="Times New Roman" w:cs="Times New Roman"/>
+          <w:highlight w:val="yellow"/>
+        </w:rPr>
+        <w:t>throw</w:t>
       </w:r>
     </w:p>
     <w:p>
@@ -958,7 +993,14 @@
           <w:rFonts w:ascii="Times New Roman" w:eastAsia="Times New Roman" w:hAnsi="Times New Roman" w:cs="Times New Roman"/>
         </w:rPr>
         <w:lastRenderedPageBreak/>
-        <w:t>b) World</w:t>
+        <w:t xml:space="preserve">b) </w:t>
+      </w:r>
+      <w:r>
+        <w:rPr>
+          <w:rFonts w:ascii="Times New Roman" w:eastAsia="Times New Roman" w:hAnsi="Times New Roman" w:cs="Times New Roman"/>
+          <w:highlight w:val="yellow"/>
+        </w:rPr>
+        <w:t>World</w:t>
       </w:r>
     </w:p>
     <w:p>
@@ -1455,7 +1497,14 @@
         <w:rPr>
           <w:rFonts w:ascii="Times New Roman" w:eastAsia="Times New Roman" w:hAnsi="Times New Roman" w:cs="Times New Roman"/>
         </w:rPr>
-        <w:t>b) B</w:t>
+        <w:t xml:space="preserve">b) </w:t>
+      </w:r>
+      <w:r>
+        <w:rPr>
+          <w:rFonts w:ascii="Times New Roman" w:eastAsia="Times New Roman" w:hAnsi="Times New Roman" w:cs="Times New Roman"/>
+          <w:highlight w:val="yellow"/>
+        </w:rPr>
+        <w:t>B</w:t>
       </w:r>
     </w:p>
     <w:p>
@@ -2084,7 +2133,14 @@
         <w:rPr>
           <w:rFonts w:ascii="Times New Roman" w:eastAsia="Times New Roman" w:hAnsi="Times New Roman" w:cs="Times New Roman"/>
         </w:rPr>
-        <w:t>d) BC</w:t>
+        <w:t xml:space="preserve">d) </w:t>
+      </w:r>
+      <w:r>
+        <w:rPr>
+          <w:rFonts w:ascii="Times New Roman" w:eastAsia="Times New Roman" w:hAnsi="Times New Roman" w:cs="Times New Roman"/>
+          <w:highlight w:val="yellow"/>
+        </w:rPr>
+        <w:t>BC</w:t>
       </w:r>
     </w:p>
     <w:p>
@@ -2587,7 +2643,14 @@
         <w:rPr>
           <w:rFonts w:ascii="Times New Roman" w:eastAsia="Times New Roman" w:hAnsi="Times New Roman" w:cs="Times New Roman"/>
         </w:rPr>
-        <w:t>c) Compilation Error</w:t>
+        <w:t xml:space="preserve">c) </w:t>
+      </w:r>
+      <w:r>
+        <w:rPr>
+          <w:rFonts w:ascii="Times New Roman" w:eastAsia="Times New Roman" w:hAnsi="Times New Roman" w:cs="Times New Roman"/>
+          <w:highlight w:val="yellow"/>
+        </w:rPr>
+        <w:t>Compilation Error</w:t>
       </w:r>
     </w:p>
     <w:p>
@@ -2713,7 +2776,14 @@
         <w:rPr>
           <w:rFonts w:ascii="Times New Roman" w:eastAsia="Times New Roman" w:hAnsi="Times New Roman" w:cs="Times New Roman"/>
         </w:rPr>
-        <w:t>c) throw</w:t>
+        <w:t xml:space="preserve">c) </w:t>
+      </w:r>
+      <w:r>
+        <w:rPr>
+          <w:rFonts w:ascii="Times New Roman" w:eastAsia="Times New Roman" w:hAnsi="Times New Roman" w:cs="Times New Roman"/>
+          <w:highlight w:val="yellow"/>
+        </w:rPr>
+        <w:t>throw</w:t>
       </w:r>
     </w:p>
     <w:p>
@@ -2805,7 +2875,14 @@
         <w:rPr>
           <w:rFonts w:ascii="Times New Roman" w:eastAsia="Times New Roman" w:hAnsi="Times New Roman" w:cs="Times New Roman"/>
         </w:rPr>
-        <w:t>b) Error</w:t>
+        <w:t xml:space="preserve">b) </w:t>
+      </w:r>
+      <w:r>
+        <w:rPr>
+          <w:rFonts w:ascii="Times New Roman" w:eastAsia="Times New Roman" w:hAnsi="Times New Roman" w:cs="Times New Roman"/>
+          <w:highlight w:val="yellow"/>
+        </w:rPr>
+        <w:t>Error</w:t>
       </w:r>
     </w:p>
     <w:p>
@@ -2957,7 +3034,14 @@
         <w:rPr>
           <w:rFonts w:ascii="Times New Roman" w:eastAsia="Times New Roman" w:hAnsi="Times New Roman" w:cs="Times New Roman"/>
         </w:rPr>
-        <w:t>d) Throwable</w:t>
+        <w:t xml:space="preserve">d) </w:t>
+      </w:r>
+      <w:r>
+        <w:rPr>
+          <w:rFonts w:ascii="Times New Roman" w:eastAsia="Times New Roman" w:hAnsi="Times New Roman" w:cs="Times New Roman"/>
+          <w:highlight w:val="yellow"/>
+        </w:rPr>
+        <w:t>Throwable</w:t>
       </w:r>
     </w:p>
     <w:p>
@@ -3065,7 +3149,14 @@
         <w:rPr>
           <w:rFonts w:ascii="Times New Roman" w:eastAsia="Times New Roman" w:hAnsi="Times New Roman" w:cs="Times New Roman"/>
         </w:rPr>
-        <w:t>d) new</w:t>
+        <w:t xml:space="preserve">d) </w:t>
+      </w:r>
+      <w:r>
+        <w:rPr>
+          <w:rFonts w:ascii="Times New Roman" w:eastAsia="Times New Roman" w:hAnsi="Times New Roman" w:cs="Times New Roman"/>
+          <w:highlight w:val="yellow"/>
+        </w:rPr>
+        <w:t>new</w:t>
       </w:r>
     </w:p>
     <w:p>
@@ -3100,7 +3191,14 @@
         <w:rPr>
           <w:rFonts w:ascii="Times New Roman" w:eastAsia="Times New Roman" w:hAnsi="Times New Roman" w:cs="Times New Roman"/>
         </w:rPr>
-        <w:t>a) throws</w:t>
+        <w:t xml:space="preserve">a) </w:t>
+      </w:r>
+      <w:r>
+        <w:rPr>
+          <w:rFonts w:ascii="Times New Roman" w:eastAsia="Times New Roman" w:hAnsi="Times New Roman" w:cs="Times New Roman"/>
+          <w:highlight w:val="yellow"/>
+        </w:rPr>
+        <w:t>throws</w:t>
       </w:r>
     </w:p>
     <w:p>
@@ -3256,7 +3354,14 @@
         <w:rPr>
           <w:rFonts w:ascii="Times New Roman" w:eastAsia="Times New Roman" w:hAnsi="Times New Roman" w:cs="Times New Roman"/>
         </w:rPr>
-        <w:t>d) java run time system</w:t>
+        <w:t xml:space="preserve">d) </w:t>
+      </w:r>
+      <w:r>
+        <w:rPr>
+          <w:rFonts w:ascii="Times New Roman" w:eastAsia="Times New Roman" w:hAnsi="Times New Roman" w:cs="Times New Roman"/>
+          <w:highlight w:val="yellow"/>
+        </w:rPr>
+        <w:t>java run time system</w:t>
       </w:r>
     </w:p>
     <w:p>
@@ -3304,7 +3409,14 @@
         <w:rPr>
           <w:rFonts w:ascii="Times New Roman" w:eastAsia="Times New Roman" w:hAnsi="Times New Roman" w:cs="Times New Roman"/>
         </w:rPr>
-        <w:t>a) finally</w:t>
+        <w:t xml:space="preserve">a) </w:t>
+      </w:r>
+      <w:r>
+        <w:rPr>
+          <w:rFonts w:ascii="Times New Roman" w:eastAsia="Times New Roman" w:hAnsi="Times New Roman" w:cs="Times New Roman"/>
+          <w:highlight w:val="yellow"/>
+        </w:rPr>
+        <w:t>finally</w:t>
       </w:r>
     </w:p>
     <w:p>
@@ -3442,7 +3554,14 @@
         <w:rPr>
           <w:rFonts w:ascii="Times New Roman" w:eastAsia="Times New Roman" w:hAnsi="Times New Roman" w:cs="Times New Roman"/>
         </w:rPr>
-        <w:t>c) Should be assignable to Throwable type</w:t>
+        <w:t xml:space="preserve">c) </w:t>
+      </w:r>
+      <w:r>
+        <w:rPr>
+          <w:rFonts w:ascii="Times New Roman" w:eastAsia="Times New Roman" w:hAnsi="Times New Roman" w:cs="Times New Roman"/>
+          <w:highlight w:val="yellow"/>
+        </w:rPr>
+        <w:t>Should be assignable to Throwable type</w:t>
       </w:r>
     </w:p>
     <w:p>
@@ -3526,7 +3645,14 @@
         <w:rPr>
           <w:rFonts w:ascii="Times New Roman" w:eastAsia="Times New Roman" w:hAnsi="Times New Roman" w:cs="Times New Roman"/>
         </w:rPr>
-        <w:t>b) False</w:t>
+        <w:t xml:space="preserve">b) </w:t>
+      </w:r>
+      <w:r>
+        <w:rPr>
+          <w:rFonts w:ascii="Times New Roman" w:eastAsia="Times New Roman" w:hAnsi="Times New Roman" w:cs="Times New Roman"/>
+          <w:highlight w:val="yellow"/>
+        </w:rPr>
+        <w:t>False</w:t>
       </w:r>
     </w:p>
     <w:p>
@@ -3616,7 +3742,14 @@
         <w:rPr>
           <w:rFonts w:ascii="Times New Roman" w:eastAsia="Times New Roman" w:hAnsi="Times New Roman" w:cs="Times New Roman"/>
         </w:rPr>
-        <w:t>c) Throwable</w:t>
+        <w:t xml:space="preserve">c) </w:t>
+      </w:r>
+      <w:r>
+        <w:rPr>
+          <w:rFonts w:ascii="Times New Roman" w:eastAsia="Times New Roman" w:hAnsi="Times New Roman" w:cs="Times New Roman"/>
+          <w:highlight w:val="yellow"/>
+        </w:rPr>
+        <w:t>Throwable</w:t>
       </w:r>
     </w:p>
     <w:p>
@@ -3710,7 +3843,14 @@
         <w:rPr>
           <w:rFonts w:ascii="Times New Roman" w:eastAsia="Times New Roman" w:hAnsi="Times New Roman" w:cs="Times New Roman"/>
         </w:rPr>
-        <w:t>b) Exception</w:t>
+        <w:t xml:space="preserve">b) </w:t>
+      </w:r>
+      <w:r>
+        <w:rPr>
+          <w:rFonts w:ascii="Times New Roman" w:eastAsia="Times New Roman" w:hAnsi="Times New Roman" w:cs="Times New Roman"/>
+          <w:highlight w:val="yellow"/>
+        </w:rPr>
+        <w:t>Exception</w:t>
       </w:r>
     </w:p>
     <w:p>
@@ -3800,7 +3940,14 @@
         <w:rPr>
           <w:rFonts w:ascii="Times New Roman" w:eastAsia="Times New Roman" w:hAnsi="Times New Roman" w:cs="Times New Roman"/>
         </w:rPr>
-        <w:t>a) Error</w:t>
+        <w:t xml:space="preserve">a) </w:t>
+      </w:r>
+      <w:r>
+        <w:rPr>
+          <w:rFonts w:ascii="Times New Roman" w:eastAsia="Times New Roman" w:hAnsi="Times New Roman" w:cs="Times New Roman"/>
+          <w:highlight w:val="yellow"/>
+        </w:rPr>
+        <w:t>Error</w:t>
       </w:r>
     </w:p>
     <w:p>
@@ -3911,7 +4058,14 @@
         <w:rPr>
           <w:rFonts w:ascii="Times New Roman" w:eastAsia="Times New Roman" w:hAnsi="Times New Roman" w:cs="Times New Roman"/>
         </w:rPr>
-        <w:t>a) Default handler</w:t>
+        <w:t xml:space="preserve">a) </w:t>
+      </w:r>
+      <w:r>
+        <w:rPr>
+          <w:rFonts w:ascii="Times New Roman" w:eastAsia="Times New Roman" w:hAnsi="Times New Roman" w:cs="Times New Roman"/>
+          <w:highlight w:val="yellow"/>
+        </w:rPr>
+        <w:t>Default handler</w:t>
       </w:r>
     </w:p>
     <w:p>
@@ -4103,6 +4257,7 @@
       <w:r>
         <w:rPr>
           <w:rFonts w:ascii="Times New Roman" w:eastAsia="Times New Roman" w:hAnsi="Times New Roman" w:cs="Times New Roman"/>
+          <w:highlight w:val="yellow"/>
         </w:rPr>
         <w:t>NumberFormatException</w:t>
       </w:r>
@@ -4524,7 +4679,14 @@
         <w:rPr>
           <w:rFonts w:ascii="Times New Roman" w:eastAsia="Times New Roman" w:hAnsi="Times New Roman" w:cs="Times New Roman"/>
         </w:rPr>
-        <w:t>d) First Exception then World</w:t>
+        <w:t xml:space="preserve">d) </w:t>
+      </w:r>
+      <w:r>
+        <w:rPr>
+          <w:rFonts w:ascii="Times New Roman" w:eastAsia="Times New Roman" w:hAnsi="Times New Roman" w:cs="Times New Roman"/>
+          <w:highlight w:val="yellow"/>
+        </w:rPr>
+        <w:t>First Exception then World</w:t>
       </w:r>
     </w:p>
     <w:p>
@@ -5063,7 +5225,14 @@
         <w:rPr>
           <w:rFonts w:ascii="Times New Roman" w:eastAsia="Times New Roman" w:hAnsi="Times New Roman" w:cs="Times New Roman"/>
         </w:rPr>
-        <w:t>d) -101</w:t>
+        <w:t xml:space="preserve">d) </w:t>
+      </w:r>
+      <w:r>
+        <w:rPr>
+          <w:rFonts w:ascii="Times New Roman" w:eastAsia="Times New Roman" w:hAnsi="Times New Roman" w:cs="Times New Roman"/>
+          <w:highlight w:val="yellow"/>
+        </w:rPr>
+        <w:t>-101</w:t>
       </w:r>
     </w:p>
     <w:p>
@@ -5151,7 +5320,14 @@
         <w:rPr>
           <w:rFonts w:ascii="Times New Roman" w:eastAsia="Times New Roman" w:hAnsi="Times New Roman" w:cs="Times New Roman"/>
         </w:rPr>
-        <w:t>c) throw</w:t>
+        <w:t xml:space="preserve">c) </w:t>
+      </w:r>
+      <w:r>
+        <w:rPr>
+          <w:rFonts w:ascii="Times New Roman" w:eastAsia="Times New Roman" w:hAnsi="Times New Roman" w:cs="Times New Roman"/>
+          <w:highlight w:val="yellow"/>
+        </w:rPr>
+        <w:t>throw</w:t>
       </w:r>
     </w:p>
     <w:p>
@@ -5253,7 +5429,14 @@
         <w:rPr>
           <w:rFonts w:ascii="Times New Roman" w:eastAsia="Times New Roman" w:hAnsi="Times New Roman" w:cs="Times New Roman"/>
         </w:rPr>
-        <w:t>c) Throwable</w:t>
+        <w:t xml:space="preserve">c) </w:t>
+      </w:r>
+      <w:r>
+        <w:rPr>
+          <w:rFonts w:ascii="Times New Roman" w:eastAsia="Times New Roman" w:hAnsi="Times New Roman" w:cs="Times New Roman"/>
+          <w:highlight w:val="yellow"/>
+        </w:rPr>
+        <w:t>Throwable</w:t>
       </w:r>
     </w:p>
     <w:p>
@@ -5332,7 +5515,14 @@
         <w:rPr>
           <w:rFonts w:ascii="Times New Roman" w:eastAsia="Times New Roman" w:hAnsi="Times New Roman" w:cs="Times New Roman"/>
         </w:rPr>
-        <w:t>a) new</w:t>
+        <w:t xml:space="preserve">a) </w:t>
+      </w:r>
+      <w:r>
+        <w:rPr>
+          <w:rFonts w:ascii="Times New Roman" w:eastAsia="Times New Roman" w:hAnsi="Times New Roman" w:cs="Times New Roman"/>
+          <w:highlight w:val="yellow"/>
+        </w:rPr>
+        <w:t>new</w:t>
       </w:r>
     </w:p>
     <w:p>
@@ -5478,7 +5668,14 @@
         <w:rPr>
           <w:rFonts w:ascii="Times New Roman" w:eastAsia="Times New Roman" w:hAnsi="Times New Roman" w:cs="Times New Roman"/>
         </w:rPr>
-        <w:t>c) throws</w:t>
+        <w:t xml:space="preserve">c) </w:t>
+      </w:r>
+      <w:r>
+        <w:rPr>
+          <w:rFonts w:ascii="Times New Roman" w:eastAsia="Times New Roman" w:hAnsi="Times New Roman" w:cs="Times New Roman"/>
+          <w:highlight w:val="yellow"/>
+        </w:rPr>
+        <w:t>throws</w:t>
       </w:r>
     </w:p>
     <w:p>
@@ -6257,7 +6454,14 @@
         <w:rPr>
           <w:rFonts w:ascii="Times New Roman" w:eastAsia="Times New Roman" w:hAnsi="Times New Roman" w:cs="Times New Roman"/>
         </w:rPr>
-        <w:t>d) 0TypeB</w:t>
+        <w:t xml:space="preserve">d) </w:t>
+      </w:r>
+      <w:r>
+        <w:rPr>
+          <w:rFonts w:ascii="Times New Roman" w:eastAsia="Times New Roman" w:hAnsi="Times New Roman" w:cs="Times New Roman"/>
+          <w:highlight w:val="yellow"/>
+        </w:rPr>
+        <w:t>0TypeB</w:t>
       </w:r>
     </w:p>
     <w:p>
@@ -6705,7 +6909,14 @@
         <w:rPr>
           <w:rFonts w:ascii="Times New Roman" w:eastAsia="Times New Roman" w:hAnsi="Times New Roman" w:cs="Times New Roman"/>
         </w:rPr>
-        <w:t>d) Runtime Exception</w:t>
+        <w:t xml:space="preserve">d) </w:t>
+      </w:r>
+      <w:r>
+        <w:rPr>
+          <w:rFonts w:ascii="Times New Roman" w:eastAsia="Times New Roman" w:hAnsi="Times New Roman" w:cs="Times New Roman"/>
+          <w:highlight w:val="yellow"/>
+        </w:rPr>
+        <w:t>Runtime Exception</w:t>
       </w:r>
     </w:p>
     <w:p>
@@ -7048,7 +7259,14 @@
         <w:rPr>
           <w:rFonts w:ascii="Times New Roman" w:eastAsia="Times New Roman" w:hAnsi="Times New Roman" w:cs="Times New Roman"/>
         </w:rPr>
-        <w:t>a) Finally</w:t>
+        <w:t xml:space="preserve">a) </w:t>
+      </w:r>
+      <w:r>
+        <w:rPr>
+          <w:rFonts w:ascii="Times New Roman" w:eastAsia="Times New Roman" w:hAnsi="Times New Roman" w:cs="Times New Roman"/>
+          <w:highlight w:val="yellow"/>
+        </w:rPr>
+        <w:t>Finally</w:t>
       </w:r>
     </w:p>
     <w:p>
@@ -7496,7 +7714,14 @@
         <w:rPr>
           <w:rFonts w:ascii="Times New Roman" w:eastAsia="Times New Roman" w:hAnsi="Times New Roman" w:cs="Times New Roman"/>
         </w:rPr>
-        <w:t>d) Hello world Finally executing</w:t>
+        <w:t xml:space="preserve">d) </w:t>
+      </w:r>
+      <w:r>
+        <w:rPr>
+          <w:rFonts w:ascii="Times New Roman" w:eastAsia="Times New Roman" w:hAnsi="Times New Roman" w:cs="Times New Roman"/>
+          <w:highlight w:val="yellow"/>
+        </w:rPr>
+        <w:t>Hello world Finally executing</w:t>
       </w:r>
     </w:p>
     <w:p>
@@ -7576,7 +7801,14 @@
         <w:rPr>
           <w:rFonts w:ascii="Times New Roman" w:eastAsia="Times New Roman" w:hAnsi="Times New Roman" w:cs="Times New Roman"/>
         </w:rPr>
-        <w:t>b) finally</w:t>
+        <w:t xml:space="preserve">b) </w:t>
+      </w:r>
+      <w:r>
+        <w:rPr>
+          <w:rFonts w:ascii="Times New Roman" w:eastAsia="Times New Roman" w:hAnsi="Times New Roman" w:cs="Times New Roman"/>
+          <w:highlight w:val="yellow"/>
+        </w:rPr>
+        <w:t>finally</w:t>
       </w:r>
     </w:p>
     <w:p>
@@ -7702,6 +7934,7 @@
       <w:r>
         <w:rPr>
           <w:rFonts w:ascii="Times New Roman" w:eastAsia="Times New Roman" w:hAnsi="Times New Roman" w:cs="Times New Roman"/>
+          <w:highlight w:val="yellow"/>
         </w:rPr>
         <w:t>finally</w:t>
       </w:r>
@@ -7709,6 +7942,7 @@
       <w:r>
         <w:rPr>
           <w:rFonts w:ascii="Times New Roman" w:eastAsia="Times New Roman" w:hAnsi="Times New Roman" w:cs="Times New Roman"/>
+          <w:highlight w:val="yellow"/>
         </w:rPr>
         <w:t xml:space="preserve"> &amp; catch</w:t>
       </w:r>
@@ -7776,6 +8010,143 @@
         <w:rPr>
           <w:rFonts w:ascii="Times New Roman" w:eastAsia="Times New Roman" w:hAnsi="Times New Roman" w:cs="Times New Roman"/>
         </w:rPr>
+        <w:t xml:space="preserve">a) </w:t>
+      </w:r>
+      <w:r>
+        <w:rPr>
+          <w:rFonts w:ascii="Times New Roman" w:eastAsia="Times New Roman" w:hAnsi="Times New Roman" w:cs="Times New Roman"/>
+          <w:highlight w:val="yellow"/>
+        </w:rPr>
+        <w:t>ArithmeticException</w:t>
+      </w:r>
+    </w:p>
+    <w:p>
+      <w:pPr>
+        <w:pStyle w:val="ListParagraph"/>
+        <w:shd w:val="clear" w:color="auto" w:fill="FDFDFD"/>
+        <w:spacing w:after="0" w:line="240" w:lineRule="auto"/>
+        <w:ind w:left="900"/>
+        <w:jc w:val="both"/>
+        <w:rPr>
+          <w:rFonts w:ascii="Times New Roman" w:eastAsia="Times New Roman" w:hAnsi="Times New Roman" w:cs="Times New Roman"/>
+        </w:rPr>
+      </w:pPr>
+      <w:r>
+        <w:rPr>
+          <w:rFonts w:ascii="Times New Roman" w:eastAsia="Times New Roman" w:hAnsi="Times New Roman" w:cs="Times New Roman"/>
+        </w:rPr>
+        <w:t xml:space="preserve">b) </w:t>
+      </w:r>
+      <w:proofErr w:type="spellStart"/>
+      <w:r>
+        <w:rPr>
+          <w:rFonts w:ascii="Times New Roman" w:eastAsia="Times New Roman" w:hAnsi="Times New Roman" w:cs="Times New Roman"/>
+        </w:rPr>
+        <w:t>MathException</w:t>
+      </w:r>
+      <w:proofErr w:type="spellEnd"/>
+    </w:p>
+    <w:p>
+      <w:pPr>
+        <w:pStyle w:val="ListParagraph"/>
+        <w:shd w:val="clear" w:color="auto" w:fill="FDFDFD"/>
+        <w:spacing w:after="0" w:line="240" w:lineRule="auto"/>
+        <w:ind w:left="900"/>
+        <w:jc w:val="both"/>
+        <w:rPr>
+          <w:rFonts w:ascii="Times New Roman" w:eastAsia="Times New Roman" w:hAnsi="Times New Roman" w:cs="Times New Roman"/>
+        </w:rPr>
+      </w:pPr>
+      <w:r>
+        <w:rPr>
+          <w:rFonts w:ascii="Times New Roman" w:eastAsia="Times New Roman" w:hAnsi="Times New Roman" w:cs="Times New Roman"/>
+        </w:rPr>
+        <w:t>c) IllegalAccessException</w:t>
+      </w:r>
+    </w:p>
+    <w:p>
+      <w:pPr>
+        <w:pStyle w:val="ListParagraph"/>
+        <w:shd w:val="clear" w:color="auto" w:fill="FDFDFD"/>
+        <w:spacing w:after="0" w:line="240" w:lineRule="auto"/>
+        <w:ind w:left="900"/>
+        <w:jc w:val="both"/>
+        <w:rPr>
+          <w:rFonts w:ascii="Times New Roman" w:eastAsia="Times New Roman" w:hAnsi="Times New Roman" w:cs="Times New Roman"/>
+        </w:rPr>
+      </w:pPr>
+      <w:r>
+        <w:rPr>
+          <w:rFonts w:ascii="Times New Roman" w:eastAsia="Times New Roman" w:hAnsi="Times New Roman" w:cs="Times New Roman"/>
+        </w:rPr>
+        <w:t xml:space="preserve">d) </w:t>
+      </w:r>
+      <w:proofErr w:type="spellStart"/>
+      <w:r>
+        <w:rPr>
+          <w:rFonts w:ascii="Times New Roman" w:eastAsia="Times New Roman" w:hAnsi="Times New Roman" w:cs="Times New Roman"/>
+        </w:rPr>
+        <w:t>IllegarException</w:t>
+      </w:r>
+      <w:proofErr w:type="spellEnd"/>
+    </w:p>
+    <w:p>
+      <w:pPr>
+        <w:pStyle w:val="ListParagraph"/>
+        <w:shd w:val="clear" w:color="auto" w:fill="FDFDFD"/>
+        <w:spacing w:after="0" w:line="240" w:lineRule="auto"/>
+        <w:ind w:left="900"/>
+        <w:jc w:val="both"/>
+        <w:rPr>
+          <w:rFonts w:ascii="Times New Roman" w:eastAsia="Times New Roman" w:hAnsi="Times New Roman" w:cs="Times New Roman"/>
+        </w:rPr>
+      </w:pPr>
+    </w:p>
+    <w:p>
+      <w:pPr>
+        <w:pStyle w:val="ListParagraph"/>
+        <w:shd w:val="clear" w:color="auto" w:fill="FDFDFD"/>
+        <w:spacing w:after="0" w:line="240" w:lineRule="auto"/>
+        <w:ind w:left="900"/>
+        <w:jc w:val="both"/>
+        <w:rPr>
+          <w:rFonts w:ascii="Times New Roman" w:eastAsia="Times New Roman" w:hAnsi="Times New Roman" w:cs="Times New Roman"/>
+        </w:rPr>
+      </w:pPr>
+    </w:p>
+    <w:p>
+      <w:pPr>
+        <w:pStyle w:val="ListParagraph"/>
+        <w:shd w:val="clear" w:color="auto" w:fill="FDFDFD"/>
+        <w:spacing w:after="0" w:line="240" w:lineRule="auto"/>
+        <w:ind w:left="900"/>
+        <w:jc w:val="both"/>
+        <w:rPr>
+          <w:rFonts w:ascii="Times New Roman" w:eastAsia="Times New Roman" w:hAnsi="Times New Roman" w:cs="Times New Roman"/>
+        </w:rPr>
+      </w:pPr>
+      <w:r>
+        <w:rPr>
+          <w:rFonts w:ascii="Times New Roman" w:eastAsia="Times New Roman" w:hAnsi="Times New Roman" w:cs="Times New Roman"/>
+        </w:rPr>
+        <w:t>37. Which of these exceptions will occur if we try to access the index of an array beyond its length?</w:t>
+      </w:r>
+    </w:p>
+    <w:p>
+      <w:pPr>
+        <w:pStyle w:val="ListParagraph"/>
+        <w:shd w:val="clear" w:color="auto" w:fill="FDFDFD"/>
+        <w:spacing w:after="0" w:line="240" w:lineRule="auto"/>
+        <w:ind w:left="900"/>
+        <w:jc w:val="both"/>
+        <w:rPr>
+          <w:rFonts w:ascii="Times New Roman" w:eastAsia="Times New Roman" w:hAnsi="Times New Roman" w:cs="Times New Roman"/>
+        </w:rPr>
+      </w:pPr>
+      <w:r>
+        <w:rPr>
+          <w:rFonts w:ascii="Times New Roman" w:eastAsia="Times New Roman" w:hAnsi="Times New Roman" w:cs="Times New Roman"/>
+        </w:rPr>
         <w:t>a) ArithmeticException</w:t>
       </w:r>
     </w:p>
@@ -7801,7 +8172,7 @@
         <w:rPr>
           <w:rFonts w:ascii="Times New Roman" w:eastAsia="Times New Roman" w:hAnsi="Times New Roman" w:cs="Times New Roman"/>
         </w:rPr>
-        <w:t>MathException</w:t>
+        <w:t>ArrayException</w:t>
       </w:r>
       <w:proofErr w:type="spellEnd"/>
     </w:p>
@@ -7820,8 +8191,16 @@
         <w:rPr>
           <w:rFonts w:ascii="Times New Roman" w:eastAsia="Times New Roman" w:hAnsi="Times New Roman" w:cs="Times New Roman"/>
         </w:rPr>
-        <w:t>c) IllegalAccessException</w:t>
-      </w:r>
+        <w:t xml:space="preserve">c) </w:t>
+      </w:r>
+      <w:proofErr w:type="spellStart"/>
+      <w:r>
+        <w:rPr>
+          <w:rFonts w:ascii="Times New Roman" w:eastAsia="Times New Roman" w:hAnsi="Times New Roman" w:cs="Times New Roman"/>
+        </w:rPr>
+        <w:t>ArrayIndexException</w:t>
+      </w:r>
+      <w:proofErr w:type="spellEnd"/>
     </w:p>
     <w:p>
       <w:pPr>
@@ -7844,144 +8223,7 @@
       <w:r>
         <w:rPr>
           <w:rFonts w:ascii="Times New Roman" w:eastAsia="Times New Roman" w:hAnsi="Times New Roman" w:cs="Times New Roman"/>
-        </w:rPr>
-        <w:t>IllegarException</w:t>
-      </w:r>
-      <w:proofErr w:type="spellEnd"/>
-    </w:p>
-    <w:p>
-      <w:pPr>
-        <w:pStyle w:val="ListParagraph"/>
-        <w:shd w:val="clear" w:color="auto" w:fill="FDFDFD"/>
-        <w:spacing w:after="0" w:line="240" w:lineRule="auto"/>
-        <w:ind w:left="900"/>
-        <w:jc w:val="both"/>
-        <w:rPr>
-          <w:rFonts w:ascii="Times New Roman" w:eastAsia="Times New Roman" w:hAnsi="Times New Roman" w:cs="Times New Roman"/>
-        </w:rPr>
-      </w:pPr>
-    </w:p>
-    <w:p>
-      <w:pPr>
-        <w:pStyle w:val="ListParagraph"/>
-        <w:shd w:val="clear" w:color="auto" w:fill="FDFDFD"/>
-        <w:spacing w:after="0" w:line="240" w:lineRule="auto"/>
-        <w:ind w:left="900"/>
-        <w:jc w:val="both"/>
-        <w:rPr>
-          <w:rFonts w:ascii="Times New Roman" w:eastAsia="Times New Roman" w:hAnsi="Times New Roman" w:cs="Times New Roman"/>
-        </w:rPr>
-      </w:pPr>
-    </w:p>
-    <w:p>
-      <w:pPr>
-        <w:pStyle w:val="ListParagraph"/>
-        <w:shd w:val="clear" w:color="auto" w:fill="FDFDFD"/>
-        <w:spacing w:after="0" w:line="240" w:lineRule="auto"/>
-        <w:ind w:left="900"/>
-        <w:jc w:val="both"/>
-        <w:rPr>
-          <w:rFonts w:ascii="Times New Roman" w:eastAsia="Times New Roman" w:hAnsi="Times New Roman" w:cs="Times New Roman"/>
-        </w:rPr>
-      </w:pPr>
-      <w:r>
-        <w:rPr>
-          <w:rFonts w:ascii="Times New Roman" w:eastAsia="Times New Roman" w:hAnsi="Times New Roman" w:cs="Times New Roman"/>
-        </w:rPr>
-        <w:t>37. Which of these exceptions will occur if we try to access the index of an array beyond its length?</w:t>
-      </w:r>
-    </w:p>
-    <w:p>
-      <w:pPr>
-        <w:pStyle w:val="ListParagraph"/>
-        <w:shd w:val="clear" w:color="auto" w:fill="FDFDFD"/>
-        <w:spacing w:after="0" w:line="240" w:lineRule="auto"/>
-        <w:ind w:left="900"/>
-        <w:jc w:val="both"/>
-        <w:rPr>
-          <w:rFonts w:ascii="Times New Roman" w:eastAsia="Times New Roman" w:hAnsi="Times New Roman" w:cs="Times New Roman"/>
-        </w:rPr>
-      </w:pPr>
-      <w:r>
-        <w:rPr>
-          <w:rFonts w:ascii="Times New Roman" w:eastAsia="Times New Roman" w:hAnsi="Times New Roman" w:cs="Times New Roman"/>
-        </w:rPr>
-        <w:t>a) ArithmeticException</w:t>
-      </w:r>
-    </w:p>
-    <w:p>
-      <w:pPr>
-        <w:pStyle w:val="ListParagraph"/>
-        <w:shd w:val="clear" w:color="auto" w:fill="FDFDFD"/>
-        <w:spacing w:after="0" w:line="240" w:lineRule="auto"/>
-        <w:ind w:left="900"/>
-        <w:jc w:val="both"/>
-        <w:rPr>
-          <w:rFonts w:ascii="Times New Roman" w:eastAsia="Times New Roman" w:hAnsi="Times New Roman" w:cs="Times New Roman"/>
-        </w:rPr>
-      </w:pPr>
-      <w:r>
-        <w:rPr>
-          <w:rFonts w:ascii="Times New Roman" w:eastAsia="Times New Roman" w:hAnsi="Times New Roman" w:cs="Times New Roman"/>
-        </w:rPr>
-        <w:t xml:space="preserve">b) </w:t>
-      </w:r>
-      <w:proofErr w:type="spellStart"/>
-      <w:r>
-        <w:rPr>
-          <w:rFonts w:ascii="Times New Roman" w:eastAsia="Times New Roman" w:hAnsi="Times New Roman" w:cs="Times New Roman"/>
-        </w:rPr>
-        <w:t>ArrayException</w:t>
-      </w:r>
-      <w:proofErr w:type="spellEnd"/>
-    </w:p>
-    <w:p>
-      <w:pPr>
-        <w:pStyle w:val="ListParagraph"/>
-        <w:shd w:val="clear" w:color="auto" w:fill="FDFDFD"/>
-        <w:spacing w:after="0" w:line="240" w:lineRule="auto"/>
-        <w:ind w:left="900"/>
-        <w:jc w:val="both"/>
-        <w:rPr>
-          <w:rFonts w:ascii="Times New Roman" w:eastAsia="Times New Roman" w:hAnsi="Times New Roman" w:cs="Times New Roman"/>
-        </w:rPr>
-      </w:pPr>
-      <w:r>
-        <w:rPr>
-          <w:rFonts w:ascii="Times New Roman" w:eastAsia="Times New Roman" w:hAnsi="Times New Roman" w:cs="Times New Roman"/>
-        </w:rPr>
-        <w:t xml:space="preserve">c) </w:t>
-      </w:r>
-      <w:proofErr w:type="spellStart"/>
-      <w:r>
-        <w:rPr>
-          <w:rFonts w:ascii="Times New Roman" w:eastAsia="Times New Roman" w:hAnsi="Times New Roman" w:cs="Times New Roman"/>
-        </w:rPr>
-        <w:t>ArrayIndexException</w:t>
-      </w:r>
-      <w:proofErr w:type="spellEnd"/>
-    </w:p>
-    <w:p>
-      <w:pPr>
-        <w:pStyle w:val="ListParagraph"/>
-        <w:shd w:val="clear" w:color="auto" w:fill="FDFDFD"/>
-        <w:spacing w:after="0" w:line="240" w:lineRule="auto"/>
-        <w:ind w:left="900"/>
-        <w:jc w:val="both"/>
-        <w:rPr>
-          <w:rFonts w:ascii="Times New Roman" w:eastAsia="Times New Roman" w:hAnsi="Times New Roman" w:cs="Times New Roman"/>
-        </w:rPr>
-      </w:pPr>
-      <w:r>
-        <w:rPr>
-          <w:rFonts w:ascii="Times New Roman" w:eastAsia="Times New Roman" w:hAnsi="Times New Roman" w:cs="Times New Roman"/>
-        </w:rPr>
-        <w:t xml:space="preserve">d) </w:t>
-      </w:r>
-      <w:proofErr w:type="spellStart"/>
-      <w:r>
-        <w:rPr>
-          <w:rFonts w:ascii="Times New Roman" w:eastAsia="Times New Roman" w:hAnsi="Times New Roman" w:cs="Times New Roman"/>
+          <w:highlight w:val="yellow"/>
         </w:rPr>
         <w:t>ArrayIndexOutOfBoundsException</w:t>
       </w:r>
@@ -8456,7 +8698,14 @@
         <w:rPr>
           <w:rFonts w:ascii="Times New Roman" w:eastAsia="Times New Roman" w:hAnsi="Times New Roman" w:cs="Times New Roman"/>
         </w:rPr>
-        <w:t>b) 1</w:t>
+        <w:t xml:space="preserve">b) </w:t>
+      </w:r>
+      <w:r>
+        <w:rPr>
+          <w:rFonts w:ascii="Times New Roman" w:eastAsia="Times New Roman" w:hAnsi="Times New Roman" w:cs="Times New Roman"/>
+          <w:highlight w:val="yellow"/>
+        </w:rPr>
+        <w:t>1</w:t>
       </w:r>
     </w:p>
     <w:p>
@@ -8942,7 +9191,14 @@
           <w:rFonts w:ascii="Times New Roman" w:eastAsia="Times New Roman" w:hAnsi="Times New Roman" w:cs="Times New Roman"/>
         </w:rPr>
         <w:lastRenderedPageBreak/>
-        <w:t>d) Runtime Error</w:t>
+        <w:t xml:space="preserve">d) </w:t>
+      </w:r>
+      <w:r>
+        <w:rPr>
+          <w:rFonts w:ascii="Times New Roman" w:eastAsia="Times New Roman" w:hAnsi="Times New Roman" w:cs="Times New Roman"/>
+          <w:highlight w:val="yellow"/>
+        </w:rPr>
+        <w:t>Runtime Error</w:t>
       </w:r>
     </w:p>
     <w:p>
@@ -9606,7 +9862,14 @@
         <w:rPr>
           <w:rFonts w:ascii="Times New Roman" w:eastAsia="Times New Roman" w:hAnsi="Times New Roman" w:cs="Times New Roman"/>
         </w:rPr>
-        <w:t>a) A</w:t>
+        <w:t xml:space="preserve">a) </w:t>
+      </w:r>
+      <w:r>
+        <w:rPr>
+          <w:rFonts w:ascii="Times New Roman" w:eastAsia="Times New Roman" w:hAnsi="Times New Roman" w:cs="Times New Roman"/>
+          <w:highlight w:val="yellow"/>
+        </w:rPr>
+        <w:t>A</w:t>
       </w:r>
     </w:p>
     <w:p>
@@ -10453,7 +10716,14 @@
         <w:rPr>
           <w:rFonts w:ascii="Times New Roman" w:eastAsia="Times New Roman" w:hAnsi="Times New Roman" w:cs="Times New Roman"/>
         </w:rPr>
-        <w:t>c) Compilation Error</w:t>
+        <w:t xml:space="preserve">c) </w:t>
+      </w:r>
+      <w:r>
+        <w:rPr>
+          <w:rFonts w:ascii="Times New Roman" w:eastAsia="Times New Roman" w:hAnsi="Times New Roman" w:cs="Times New Roman"/>
+          <w:highlight w:val="yellow"/>
+        </w:rPr>
+        <w:t>Compilation Error</w:t>
       </w:r>
     </w:p>
     <w:p>
@@ -10555,7 +10825,14 @@
         <w:rPr>
           <w:rFonts w:ascii="Times New Roman" w:eastAsia="Times New Roman" w:hAnsi="Times New Roman" w:cs="Times New Roman"/>
         </w:rPr>
-        <w:t>c) It prevents automatic terminating of the program in cases when an exception occurs</w:t>
+        <w:t xml:space="preserve">c) </w:t>
+      </w:r>
+      <w:r>
+        <w:rPr>
+          <w:rFonts w:ascii="Times New Roman" w:eastAsia="Times New Roman" w:hAnsi="Times New Roman" w:cs="Times New Roman"/>
+          <w:highlight w:val="yellow"/>
+        </w:rPr>
+        <w:t>It prevents automatic terminating of the program in cases when an exception occurs</w:t>
       </w:r>
     </w:p>
     <w:p>
@@ -10633,6 +10910,115 @@
         <w:rPr>
           <w:rFonts w:ascii="Times New Roman" w:eastAsia="Times New Roman" w:hAnsi="Times New Roman" w:cs="Times New Roman"/>
         </w:rPr>
+        <w:t xml:space="preserve">a) </w:t>
+      </w:r>
+      <w:r>
+        <w:rPr>
+          <w:rFonts w:ascii="Times New Roman" w:eastAsia="Times New Roman" w:hAnsi="Times New Roman" w:cs="Times New Roman"/>
+          <w:highlight w:val="yellow"/>
+        </w:rPr>
+        <w:t>try</w:t>
+      </w:r>
+    </w:p>
+    <w:p>
+      <w:pPr>
+        <w:pStyle w:val="ListParagraph"/>
+        <w:shd w:val="clear" w:color="auto" w:fill="FDFDFD"/>
+        <w:spacing w:after="0" w:line="240" w:lineRule="auto"/>
+        <w:ind w:left="900"/>
+        <w:jc w:val="both"/>
+        <w:rPr>
+          <w:rFonts w:ascii="Times New Roman" w:eastAsia="Times New Roman" w:hAnsi="Times New Roman" w:cs="Times New Roman"/>
+        </w:rPr>
+      </w:pPr>
+      <w:r>
+        <w:rPr>
+          <w:rFonts w:ascii="Times New Roman" w:eastAsia="Times New Roman" w:hAnsi="Times New Roman" w:cs="Times New Roman"/>
+        </w:rPr>
+        <w:t>b) catch</w:t>
+      </w:r>
+    </w:p>
+    <w:p>
+      <w:pPr>
+        <w:pStyle w:val="ListParagraph"/>
+        <w:shd w:val="clear" w:color="auto" w:fill="FDFDFD"/>
+        <w:spacing w:after="0" w:line="240" w:lineRule="auto"/>
+        <w:ind w:left="900"/>
+        <w:jc w:val="both"/>
+        <w:rPr>
+          <w:rFonts w:ascii="Times New Roman" w:eastAsia="Times New Roman" w:hAnsi="Times New Roman" w:cs="Times New Roman"/>
+        </w:rPr>
+      </w:pPr>
+      <w:r>
+        <w:rPr>
+          <w:rFonts w:ascii="Times New Roman" w:eastAsia="Times New Roman" w:hAnsi="Times New Roman" w:cs="Times New Roman"/>
+        </w:rPr>
+        <w:t>c) throw</w:t>
+      </w:r>
+    </w:p>
+    <w:p>
+      <w:pPr>
+        <w:pStyle w:val="ListParagraph"/>
+        <w:shd w:val="clear" w:color="auto" w:fill="FDFDFD"/>
+        <w:spacing w:after="0" w:line="240" w:lineRule="auto"/>
+        <w:ind w:left="900"/>
+        <w:jc w:val="both"/>
+        <w:rPr>
+          <w:rFonts w:ascii="Times New Roman" w:eastAsia="Times New Roman" w:hAnsi="Times New Roman" w:cs="Times New Roman"/>
+        </w:rPr>
+      </w:pPr>
+      <w:r>
+        <w:rPr>
+          <w:rFonts w:ascii="Times New Roman" w:eastAsia="Times New Roman" w:hAnsi="Times New Roman" w:cs="Times New Roman"/>
+        </w:rPr>
+        <w:t>d) check</w:t>
+      </w:r>
+    </w:p>
+    <w:p>
+      <w:pPr>
+        <w:pStyle w:val="ListParagraph"/>
+        <w:shd w:val="clear" w:color="auto" w:fill="FDFDFD"/>
+        <w:spacing w:after="0" w:line="240" w:lineRule="auto"/>
+        <w:ind w:left="900"/>
+        <w:jc w:val="both"/>
+        <w:rPr>
+          <w:rFonts w:ascii="Times New Roman" w:eastAsia="Times New Roman" w:hAnsi="Times New Roman" w:cs="Times New Roman"/>
+        </w:rPr>
+      </w:pPr>
+    </w:p>
+    <w:p>
+      <w:pPr>
+        <w:pStyle w:val="ListParagraph"/>
+        <w:shd w:val="clear" w:color="auto" w:fill="FDFDFD"/>
+        <w:spacing w:after="0" w:line="240" w:lineRule="auto"/>
+        <w:ind w:left="900"/>
+        <w:jc w:val="both"/>
+        <w:rPr>
+          <w:rFonts w:ascii="Times New Roman" w:eastAsia="Times New Roman" w:hAnsi="Times New Roman" w:cs="Times New Roman"/>
+        </w:rPr>
+      </w:pPr>
+      <w:r>
+        <w:rPr>
+          <w:rFonts w:ascii="Times New Roman" w:eastAsia="Times New Roman" w:hAnsi="Times New Roman" w:cs="Times New Roman"/>
+        </w:rPr>
+        <w:t>44. Which of these keywords are used for the block to handle the exceptions generated by try block?</w:t>
+      </w:r>
+    </w:p>
+    <w:p>
+      <w:pPr>
+        <w:pStyle w:val="ListParagraph"/>
+        <w:shd w:val="clear" w:color="auto" w:fill="FDFDFD"/>
+        <w:spacing w:after="0" w:line="240" w:lineRule="auto"/>
+        <w:ind w:left="900"/>
+        <w:jc w:val="both"/>
+        <w:rPr>
+          <w:rFonts w:ascii="Times New Roman" w:eastAsia="Times New Roman" w:hAnsi="Times New Roman" w:cs="Times New Roman"/>
+        </w:rPr>
+      </w:pPr>
+      <w:r>
+        <w:rPr>
+          <w:rFonts w:ascii="Times New Roman" w:eastAsia="Times New Roman" w:hAnsi="Times New Roman" w:cs="Times New Roman"/>
+        </w:rPr>
         <w:t>a) try</w:t>
       </w:r>
     </w:p>
@@ -10651,6 +11037,115 @@
         <w:rPr>
           <w:rFonts w:ascii="Times New Roman" w:eastAsia="Times New Roman" w:hAnsi="Times New Roman" w:cs="Times New Roman"/>
         </w:rPr>
+        <w:t xml:space="preserve">b) </w:t>
+      </w:r>
+      <w:r>
+        <w:rPr>
+          <w:rFonts w:ascii="Times New Roman" w:eastAsia="Times New Roman" w:hAnsi="Times New Roman" w:cs="Times New Roman"/>
+          <w:highlight w:val="yellow"/>
+        </w:rPr>
+        <w:t>catch</w:t>
+      </w:r>
+    </w:p>
+    <w:p>
+      <w:pPr>
+        <w:pStyle w:val="ListParagraph"/>
+        <w:shd w:val="clear" w:color="auto" w:fill="FDFDFD"/>
+        <w:spacing w:after="0" w:line="240" w:lineRule="auto"/>
+        <w:ind w:left="900"/>
+        <w:jc w:val="both"/>
+        <w:rPr>
+          <w:rFonts w:ascii="Times New Roman" w:eastAsia="Times New Roman" w:hAnsi="Times New Roman" w:cs="Times New Roman"/>
+        </w:rPr>
+      </w:pPr>
+      <w:r>
+        <w:rPr>
+          <w:rFonts w:ascii="Times New Roman" w:eastAsia="Times New Roman" w:hAnsi="Times New Roman" w:cs="Times New Roman"/>
+        </w:rPr>
+        <w:t>c) throw</w:t>
+      </w:r>
+    </w:p>
+    <w:p>
+      <w:pPr>
+        <w:pStyle w:val="ListParagraph"/>
+        <w:shd w:val="clear" w:color="auto" w:fill="FDFDFD"/>
+        <w:spacing w:after="0" w:line="240" w:lineRule="auto"/>
+        <w:ind w:left="900"/>
+        <w:jc w:val="both"/>
+        <w:rPr>
+          <w:rFonts w:ascii="Times New Roman" w:eastAsia="Times New Roman" w:hAnsi="Times New Roman" w:cs="Times New Roman"/>
+        </w:rPr>
+      </w:pPr>
+      <w:r>
+        <w:rPr>
+          <w:rFonts w:ascii="Times New Roman" w:eastAsia="Times New Roman" w:hAnsi="Times New Roman" w:cs="Times New Roman"/>
+        </w:rPr>
+        <w:t>d) check</w:t>
+      </w:r>
+    </w:p>
+    <w:p>
+      <w:pPr>
+        <w:pStyle w:val="ListParagraph"/>
+        <w:shd w:val="clear" w:color="auto" w:fill="FDFDFD"/>
+        <w:spacing w:after="0" w:line="240" w:lineRule="auto"/>
+        <w:ind w:left="900"/>
+        <w:jc w:val="both"/>
+        <w:rPr>
+          <w:rFonts w:ascii="Times New Roman" w:eastAsia="Times New Roman" w:hAnsi="Times New Roman" w:cs="Times New Roman"/>
+        </w:rPr>
+      </w:pPr>
+    </w:p>
+    <w:p>
+      <w:pPr>
+        <w:pStyle w:val="ListParagraph"/>
+        <w:shd w:val="clear" w:color="auto" w:fill="FDFDFD"/>
+        <w:spacing w:after="0" w:line="240" w:lineRule="auto"/>
+        <w:ind w:left="900"/>
+        <w:jc w:val="both"/>
+        <w:rPr>
+          <w:rFonts w:ascii="Times New Roman" w:eastAsia="Times New Roman" w:hAnsi="Times New Roman" w:cs="Times New Roman"/>
+        </w:rPr>
+      </w:pPr>
+      <w:r>
+        <w:rPr>
+          <w:rFonts w:ascii="Times New Roman" w:eastAsia="Times New Roman" w:hAnsi="Times New Roman" w:cs="Times New Roman"/>
+        </w:rPr>
+        <w:t>45. Which of these keywords are used for generating an exception manually?</w:t>
+      </w:r>
+    </w:p>
+    <w:p>
+      <w:pPr>
+        <w:pStyle w:val="ListParagraph"/>
+        <w:shd w:val="clear" w:color="auto" w:fill="FDFDFD"/>
+        <w:spacing w:after="0" w:line="240" w:lineRule="auto"/>
+        <w:ind w:left="900"/>
+        <w:jc w:val="both"/>
+        <w:rPr>
+          <w:rFonts w:ascii="Times New Roman" w:eastAsia="Times New Roman" w:hAnsi="Times New Roman" w:cs="Times New Roman"/>
+        </w:rPr>
+      </w:pPr>
+      <w:r>
+        <w:rPr>
+          <w:rFonts w:ascii="Times New Roman" w:eastAsia="Times New Roman" w:hAnsi="Times New Roman" w:cs="Times New Roman"/>
+        </w:rPr>
+        <w:t>a) try</w:t>
+      </w:r>
+    </w:p>
+    <w:p>
+      <w:pPr>
+        <w:pStyle w:val="ListParagraph"/>
+        <w:shd w:val="clear" w:color="auto" w:fill="FDFDFD"/>
+        <w:spacing w:after="0" w:line="240" w:lineRule="auto"/>
+        <w:ind w:left="900"/>
+        <w:jc w:val="both"/>
+        <w:rPr>
+          <w:rFonts w:ascii="Times New Roman" w:eastAsia="Times New Roman" w:hAnsi="Times New Roman" w:cs="Times New Roman"/>
+        </w:rPr>
+      </w:pPr>
+      <w:r>
+        <w:rPr>
+          <w:rFonts w:ascii="Times New Roman" w:eastAsia="Times New Roman" w:hAnsi="Times New Roman" w:cs="Times New Roman"/>
+        </w:rPr>
         <w:t>b) catch</w:t>
       </w:r>
     </w:p>
@@ -10669,7 +11164,14 @@
         <w:rPr>
           <w:rFonts w:ascii="Times New Roman" w:eastAsia="Times New Roman" w:hAnsi="Times New Roman" w:cs="Times New Roman"/>
         </w:rPr>
-        <w:t>c) throw</w:t>
+        <w:t xml:space="preserve">c) </w:t>
+      </w:r>
+      <w:r>
+        <w:rPr>
+          <w:rFonts w:ascii="Times New Roman" w:eastAsia="Times New Roman" w:hAnsi="Times New Roman" w:cs="Times New Roman"/>
+          <w:highlight w:val="yellow"/>
+        </w:rPr>
+        <w:t>throw</w:t>
       </w:r>
     </w:p>
     <w:p>
@@ -10717,210 +11219,6 @@
         <w:rPr>
           <w:rFonts w:ascii="Times New Roman" w:eastAsia="Times New Roman" w:hAnsi="Times New Roman" w:cs="Times New Roman"/>
         </w:rPr>
-        <w:t>44. Which of these keywords are used for the block to handle the exceptions generated by try block?</w:t>
-      </w:r>
-    </w:p>
-    <w:p>
-      <w:pPr>
-        <w:pStyle w:val="ListParagraph"/>
-        <w:shd w:val="clear" w:color="auto" w:fill="FDFDFD"/>
-        <w:spacing w:after="0" w:line="240" w:lineRule="auto"/>
-        <w:ind w:left="900"/>
-        <w:jc w:val="both"/>
-        <w:rPr>
-          <w:rFonts w:ascii="Times New Roman" w:eastAsia="Times New Roman" w:hAnsi="Times New Roman" w:cs="Times New Roman"/>
-        </w:rPr>
-      </w:pPr>
-      <w:r>
-        <w:rPr>
-          <w:rFonts w:ascii="Times New Roman" w:eastAsia="Times New Roman" w:hAnsi="Times New Roman" w:cs="Times New Roman"/>
-        </w:rPr>
-        <w:t>a) try</w:t>
-      </w:r>
-    </w:p>
-    <w:p>
-      <w:pPr>
-        <w:pStyle w:val="ListParagraph"/>
-        <w:shd w:val="clear" w:color="auto" w:fill="FDFDFD"/>
-        <w:spacing w:after="0" w:line="240" w:lineRule="auto"/>
-        <w:ind w:left="900"/>
-        <w:jc w:val="both"/>
-        <w:rPr>
-          <w:rFonts w:ascii="Times New Roman" w:eastAsia="Times New Roman" w:hAnsi="Times New Roman" w:cs="Times New Roman"/>
-        </w:rPr>
-      </w:pPr>
-      <w:r>
-        <w:rPr>
-          <w:rFonts w:ascii="Times New Roman" w:eastAsia="Times New Roman" w:hAnsi="Times New Roman" w:cs="Times New Roman"/>
-        </w:rPr>
-        <w:t>b) catch</w:t>
-      </w:r>
-    </w:p>
-    <w:p>
-      <w:pPr>
-        <w:pStyle w:val="ListParagraph"/>
-        <w:shd w:val="clear" w:color="auto" w:fill="FDFDFD"/>
-        <w:spacing w:after="0" w:line="240" w:lineRule="auto"/>
-        <w:ind w:left="900"/>
-        <w:jc w:val="both"/>
-        <w:rPr>
-          <w:rFonts w:ascii="Times New Roman" w:eastAsia="Times New Roman" w:hAnsi="Times New Roman" w:cs="Times New Roman"/>
-        </w:rPr>
-      </w:pPr>
-      <w:r>
-        <w:rPr>
-          <w:rFonts w:ascii="Times New Roman" w:eastAsia="Times New Roman" w:hAnsi="Times New Roman" w:cs="Times New Roman"/>
-        </w:rPr>
-        <w:t>c) throw</w:t>
-      </w:r>
-    </w:p>
-    <w:p>
-      <w:pPr>
-        <w:pStyle w:val="ListParagraph"/>
-        <w:shd w:val="clear" w:color="auto" w:fill="FDFDFD"/>
-        <w:spacing w:after="0" w:line="240" w:lineRule="auto"/>
-        <w:ind w:left="900"/>
-        <w:jc w:val="both"/>
-        <w:rPr>
-          <w:rFonts w:ascii="Times New Roman" w:eastAsia="Times New Roman" w:hAnsi="Times New Roman" w:cs="Times New Roman"/>
-        </w:rPr>
-      </w:pPr>
-      <w:r>
-        <w:rPr>
-          <w:rFonts w:ascii="Times New Roman" w:eastAsia="Times New Roman" w:hAnsi="Times New Roman" w:cs="Times New Roman"/>
-        </w:rPr>
-        <w:t>d) check</w:t>
-      </w:r>
-    </w:p>
-    <w:p>
-      <w:pPr>
-        <w:pStyle w:val="ListParagraph"/>
-        <w:shd w:val="clear" w:color="auto" w:fill="FDFDFD"/>
-        <w:spacing w:after="0" w:line="240" w:lineRule="auto"/>
-        <w:ind w:left="900"/>
-        <w:jc w:val="both"/>
-        <w:rPr>
-          <w:rFonts w:ascii="Times New Roman" w:eastAsia="Times New Roman" w:hAnsi="Times New Roman" w:cs="Times New Roman"/>
-        </w:rPr>
-      </w:pPr>
-    </w:p>
-    <w:p>
-      <w:pPr>
-        <w:pStyle w:val="ListParagraph"/>
-        <w:shd w:val="clear" w:color="auto" w:fill="FDFDFD"/>
-        <w:spacing w:after="0" w:line="240" w:lineRule="auto"/>
-        <w:ind w:left="900"/>
-        <w:jc w:val="both"/>
-        <w:rPr>
-          <w:rFonts w:ascii="Times New Roman" w:eastAsia="Times New Roman" w:hAnsi="Times New Roman" w:cs="Times New Roman"/>
-        </w:rPr>
-      </w:pPr>
-      <w:r>
-        <w:rPr>
-          <w:rFonts w:ascii="Times New Roman" w:eastAsia="Times New Roman" w:hAnsi="Times New Roman" w:cs="Times New Roman"/>
-        </w:rPr>
-        <w:t>45. Which of these keywords are used for generating an exception manually?</w:t>
-      </w:r>
-    </w:p>
-    <w:p>
-      <w:pPr>
-        <w:pStyle w:val="ListParagraph"/>
-        <w:shd w:val="clear" w:color="auto" w:fill="FDFDFD"/>
-        <w:spacing w:after="0" w:line="240" w:lineRule="auto"/>
-        <w:ind w:left="900"/>
-        <w:jc w:val="both"/>
-        <w:rPr>
-          <w:rFonts w:ascii="Times New Roman" w:eastAsia="Times New Roman" w:hAnsi="Times New Roman" w:cs="Times New Roman"/>
-        </w:rPr>
-      </w:pPr>
-      <w:r>
-        <w:rPr>
-          <w:rFonts w:ascii="Times New Roman" w:eastAsia="Times New Roman" w:hAnsi="Times New Roman" w:cs="Times New Roman"/>
-        </w:rPr>
-        <w:t>a) try</w:t>
-      </w:r>
-    </w:p>
-    <w:p>
-      <w:pPr>
-        <w:pStyle w:val="ListParagraph"/>
-        <w:shd w:val="clear" w:color="auto" w:fill="FDFDFD"/>
-        <w:spacing w:after="0" w:line="240" w:lineRule="auto"/>
-        <w:ind w:left="900"/>
-        <w:jc w:val="both"/>
-        <w:rPr>
-          <w:rFonts w:ascii="Times New Roman" w:eastAsia="Times New Roman" w:hAnsi="Times New Roman" w:cs="Times New Roman"/>
-        </w:rPr>
-      </w:pPr>
-      <w:r>
-        <w:rPr>
-          <w:rFonts w:ascii="Times New Roman" w:eastAsia="Times New Roman" w:hAnsi="Times New Roman" w:cs="Times New Roman"/>
-        </w:rPr>
-        <w:t>b) catch</w:t>
-      </w:r>
-    </w:p>
-    <w:p>
-      <w:pPr>
-        <w:pStyle w:val="ListParagraph"/>
-        <w:shd w:val="clear" w:color="auto" w:fill="FDFDFD"/>
-        <w:spacing w:after="0" w:line="240" w:lineRule="auto"/>
-        <w:ind w:left="900"/>
-        <w:jc w:val="both"/>
-        <w:rPr>
-          <w:rFonts w:ascii="Times New Roman" w:eastAsia="Times New Roman" w:hAnsi="Times New Roman" w:cs="Times New Roman"/>
-        </w:rPr>
-      </w:pPr>
-      <w:r>
-        <w:rPr>
-          <w:rFonts w:ascii="Times New Roman" w:eastAsia="Times New Roman" w:hAnsi="Times New Roman" w:cs="Times New Roman"/>
-        </w:rPr>
-        <w:t>c) throw</w:t>
-      </w:r>
-    </w:p>
-    <w:p>
-      <w:pPr>
-        <w:pStyle w:val="ListParagraph"/>
-        <w:shd w:val="clear" w:color="auto" w:fill="FDFDFD"/>
-        <w:spacing w:after="0" w:line="240" w:lineRule="auto"/>
-        <w:ind w:left="900"/>
-        <w:jc w:val="both"/>
-        <w:rPr>
-          <w:rFonts w:ascii="Times New Roman" w:eastAsia="Times New Roman" w:hAnsi="Times New Roman" w:cs="Times New Roman"/>
-        </w:rPr>
-      </w:pPr>
-      <w:r>
-        <w:rPr>
-          <w:rFonts w:ascii="Times New Roman" w:eastAsia="Times New Roman" w:hAnsi="Times New Roman" w:cs="Times New Roman"/>
-        </w:rPr>
-        <w:t>d) check</w:t>
-      </w:r>
-    </w:p>
-    <w:p>
-      <w:pPr>
-        <w:pStyle w:val="ListParagraph"/>
-        <w:shd w:val="clear" w:color="auto" w:fill="FDFDFD"/>
-        <w:spacing w:after="0" w:line="240" w:lineRule="auto"/>
-        <w:ind w:left="900"/>
-        <w:jc w:val="both"/>
-        <w:rPr>
-          <w:rFonts w:ascii="Times New Roman" w:eastAsia="Times New Roman" w:hAnsi="Times New Roman" w:cs="Times New Roman"/>
-        </w:rPr>
-      </w:pPr>
-    </w:p>
-    <w:p>
-      <w:pPr>
-        <w:pStyle w:val="ListParagraph"/>
-        <w:shd w:val="clear" w:color="auto" w:fill="FDFDFD"/>
-        <w:spacing w:after="0" w:line="240" w:lineRule="auto"/>
-        <w:ind w:left="900"/>
-        <w:jc w:val="both"/>
-        <w:rPr>
-          <w:rFonts w:ascii="Times New Roman" w:eastAsia="Times New Roman" w:hAnsi="Times New Roman" w:cs="Times New Roman"/>
-        </w:rPr>
-      </w:pPr>
-      <w:r>
-        <w:rPr>
-          <w:rFonts w:ascii="Times New Roman" w:eastAsia="Times New Roman" w:hAnsi="Times New Roman" w:cs="Times New Roman"/>
-        </w:rPr>
         <w:t>46. Which of these statements is incorrect?</w:t>
       </w:r>
     </w:p>
@@ -10993,7 +11291,14 @@
         <w:rPr>
           <w:rFonts w:ascii="Times New Roman" w:eastAsia="Times New Roman" w:hAnsi="Times New Roman" w:cs="Times New Roman"/>
         </w:rPr>
-        <w:t>d) try need not to be followed by anything</w:t>
+        <w:t xml:space="preserve">d) </w:t>
+      </w:r>
+      <w:r>
+        <w:rPr>
+          <w:rFonts w:ascii="Times New Roman" w:eastAsia="Times New Roman" w:hAnsi="Times New Roman" w:cs="Times New Roman"/>
+          <w:highlight w:val="yellow"/>
+        </w:rPr>
+        <w:t>try need not to be followed by anything</w:t>
       </w:r>
     </w:p>
     <w:p>
@@ -11419,7 +11724,14 @@
         <w:rPr>
           <w:rFonts w:ascii="Times New Roman" w:eastAsia="Times New Roman" w:hAnsi="Times New Roman" w:cs="Times New Roman"/>
         </w:rPr>
-        <w:t>b) World</w:t>
+        <w:t xml:space="preserve">b) </w:t>
+      </w:r>
+      <w:r>
+        <w:rPr>
+          <w:rFonts w:ascii="Times New Roman" w:eastAsia="Times New Roman" w:hAnsi="Times New Roman" w:cs="Times New Roman"/>
+          <w:highlight w:val="yellow"/>
+        </w:rPr>
+        <w:t>World</w:t>
       </w:r>
     </w:p>
     <w:p>
@@ -11871,7 +12183,14 @@
         <w:rPr>
           <w:rFonts w:ascii="Times New Roman" w:eastAsia="Times New Roman" w:hAnsi="Times New Roman" w:cs="Times New Roman"/>
         </w:rPr>
-        <w:t>a) Hello</w:t>
+        <w:t xml:space="preserve">a) </w:t>
+      </w:r>
+      <w:r>
+        <w:rPr>
+          <w:rFonts w:ascii="Times New Roman" w:eastAsia="Times New Roman" w:hAnsi="Times New Roman" w:cs="Times New Roman"/>
+          <w:highlight w:val="yellow"/>
+        </w:rPr>
+        <w:t>Hello</w:t>
       </w:r>
     </w:p>
     <w:p>
@@ -12316,7 +12635,14 @@
         <w:rPr>
           <w:rFonts w:ascii="Times New Roman" w:eastAsia="Times New Roman" w:hAnsi="Times New Roman" w:cs="Times New Roman"/>
         </w:rPr>
-        <w:t>d) Compilation Error</w:t>
+        <w:t xml:space="preserve">d) </w:t>
+      </w:r>
+      <w:r>
+        <w:rPr>
+          <w:rFonts w:ascii="Times New Roman" w:eastAsia="Times New Roman" w:hAnsi="Times New Roman" w:cs="Times New Roman"/>
+          <w:highlight w:val="yellow"/>
+        </w:rPr>
+        <w:t>Compilation Error</w:t>
       </w:r>
     </w:p>
     <w:p>
@@ -12764,6 +13090,7 @@
       <w:r>
         <w:rPr>
           <w:rFonts w:ascii="Times New Roman" w:eastAsia="Times New Roman" w:hAnsi="Times New Roman" w:cs="Times New Roman"/>
+          <w:highlight w:val="yellow"/>
         </w:rPr>
         <w:t>HelloWOrld</w:t>
       </w:r>
@@ -13265,7 +13592,13 @@
         <w:rPr>
           <w:rFonts w:ascii="Times New Roman" w:eastAsia="Times New Roman" w:hAnsi="Times New Roman" w:cs="Times New Roman"/>
         </w:rPr>
-        <w:t>a) Hello</w:t>
+        <w:t xml:space="preserve">a) </w:t>
+      </w:r>
+      <w:r>
+        <w:rPr>
+          <w:rFonts w:ascii="Times New Roman" w:eastAsia="Times New Roman" w:hAnsi="Times New Roman" w:cs="Times New Roman"/>
+        </w:rPr>
+        <w:t>Hello</w:t>
       </w:r>
     </w:p>
     <w:p>
@@ -13333,6 +13666,7 @@
       <w:r>
         <w:rPr>
           <w:rFonts w:ascii="Times New Roman" w:eastAsia="Times New Roman" w:hAnsi="Times New Roman" w:cs="Times New Roman"/>
+          <w:highlight w:val="yellow"/>
         </w:rPr>
         <w:t>WorldWorld</w:t>
       </w:r>
@@ -13383,7 +13717,14 @@
         <w:rPr>
           <w:rFonts w:ascii="Times New Roman" w:eastAsia="Times New Roman" w:hAnsi="Times New Roman" w:cs="Times New Roman"/>
         </w:rPr>
-        <w:t>a) Exception</w:t>
+        <w:t xml:space="preserve">a) </w:t>
+      </w:r>
+      <w:r>
+        <w:rPr>
+          <w:rFonts w:ascii="Times New Roman" w:eastAsia="Times New Roman" w:hAnsi="Times New Roman" w:cs="Times New Roman"/>
+          <w:highlight w:val="yellow"/>
+        </w:rPr>
+        <w:t>Exception</w:t>
       </w:r>
     </w:p>
     <w:p>
@@ -13532,6 +13873,7 @@
       <w:r>
         <w:rPr>
           <w:rFonts w:ascii="Times New Roman" w:eastAsia="Times New Roman" w:hAnsi="Times New Roman" w:cs="Times New Roman"/>
+          <w:highlight w:val="yellow"/>
         </w:rPr>
         <w:t>getMessage</w:t>
       </w:r>
@@ -13539,6 +13881,7 @@
       <w:r>
         <w:rPr>
           <w:rFonts w:ascii="Times New Roman" w:eastAsia="Times New Roman" w:hAnsi="Times New Roman" w:cs="Times New Roman"/>
+          <w:highlight w:val="yellow"/>
         </w:rPr>
         <w:t>(</w:t>
       </w:r>
@@ -13546,6 +13889,7 @@
       <w:r>
         <w:rPr>
           <w:rFonts w:ascii="Times New Roman" w:eastAsia="Times New Roman" w:hAnsi="Times New Roman" w:cs="Times New Roman"/>
+          <w:highlight w:val="yellow"/>
         </w:rPr>
         <w:t>)</w:t>
       </w:r>
@@ -13722,6 +14066,7 @@
       <w:r>
         <w:rPr>
           <w:rFonts w:ascii="Times New Roman" w:eastAsia="Times New Roman" w:hAnsi="Times New Roman" w:cs="Times New Roman"/>
+          <w:highlight w:val="yellow"/>
         </w:rPr>
         <w:t>printStackTrace</w:t>
       </w:r>
@@ -13729,6 +14074,7 @@
       <w:r>
         <w:rPr>
           <w:rFonts w:ascii="Times New Roman" w:eastAsia="Times New Roman" w:hAnsi="Times New Roman" w:cs="Times New Roman"/>
+          <w:highlight w:val="yellow"/>
         </w:rPr>
         <w:t>(</w:t>
       </w:r>
@@ -13736,6 +14082,7 @@
       <w:r>
         <w:rPr>
           <w:rFonts w:ascii="Times New Roman" w:eastAsia="Times New Roman" w:hAnsi="Times New Roman" w:cs="Times New Roman"/>
+          <w:highlight w:val="yellow"/>
         </w:rPr>
         <w:t>)</w:t>
       </w:r>
@@ -13887,6 +14234,7 @@
       <w:r>
         <w:rPr>
           <w:rFonts w:ascii="Times New Roman" w:eastAsia="Times New Roman" w:hAnsi="Times New Roman" w:cs="Times New Roman"/>
+          <w:highlight w:val="yellow"/>
         </w:rPr>
         <w:t>getLocalizedMessage</w:t>
       </w:r>
@@ -13894,6 +14242,7 @@
       <w:r>
         <w:rPr>
           <w:rFonts w:ascii="Times New Roman" w:eastAsia="Times New Roman" w:hAnsi="Times New Roman" w:cs="Times New Roman"/>
+          <w:highlight w:val="yellow"/>
         </w:rPr>
         <w:t>(</w:t>
       </w:r>
@@ -13901,6 +14250,7 @@
       <w:r>
         <w:rPr>
           <w:rFonts w:ascii="Times New Roman" w:eastAsia="Times New Roman" w:hAnsi="Times New Roman" w:cs="Times New Roman"/>
+          <w:highlight w:val="yellow"/>
         </w:rPr>
         <w:t>)</w:t>
       </w:r>
@@ -14070,7 +14420,14 @@
         <w:rPr>
           <w:rFonts w:ascii="Times New Roman" w:eastAsia="Times New Roman" w:hAnsi="Times New Roman" w:cs="Times New Roman"/>
         </w:rPr>
-        <w:t>a) Throwable</w:t>
+        <w:t xml:space="preserve">a) </w:t>
+      </w:r>
+      <w:r>
+        <w:rPr>
+          <w:rFonts w:ascii="Times New Roman" w:eastAsia="Times New Roman" w:hAnsi="Times New Roman" w:cs="Times New Roman"/>
+          <w:highlight w:val="yellow"/>
+        </w:rPr>
+        <w:t>Throwable</w:t>
       </w:r>
     </w:p>
     <w:p>
@@ -14907,7 +15264,14 @@
         <w:rPr>
           <w:rFonts w:ascii="Times New Roman" w:eastAsia="Times New Roman" w:hAnsi="Times New Roman" w:cs="Times New Roman"/>
         </w:rPr>
-        <w:t>b) Exception</w:t>
+        <w:t xml:space="preserve">b) </w:t>
+      </w:r>
+      <w:r>
+        <w:rPr>
+          <w:rFonts w:ascii="Times New Roman" w:eastAsia="Times New Roman" w:hAnsi="Times New Roman" w:cs="Times New Roman"/>
+          <w:highlight w:val="yellow"/>
+        </w:rPr>
+        <w:t>Exception</w:t>
       </w:r>
     </w:p>
     <w:p>
@@ -15773,7 +16137,14 @@
         <w:rPr>
           <w:rFonts w:ascii="Times New Roman" w:eastAsia="Times New Roman" w:hAnsi="Times New Roman" w:cs="Times New Roman"/>
         </w:rPr>
-        <w:t>d) Compilation Error</w:t>
+        <w:t xml:space="preserve">d) </w:t>
+      </w:r>
+      <w:r>
+        <w:rPr>
+          <w:rFonts w:ascii="Times New Roman" w:eastAsia="Times New Roman" w:hAnsi="Times New Roman" w:cs="Times New Roman"/>
+          <w:highlight w:val="yellow"/>
+        </w:rPr>
+        <w:t>Compilation Error</w:t>
       </w:r>
     </w:p>
     <w:p>
@@ -16239,7 +16610,14 @@
         <w:rPr>
           <w:rFonts w:ascii="Times New Roman" w:eastAsia="Times New Roman" w:hAnsi="Times New Roman" w:cs="Times New Roman"/>
         </w:rPr>
-        <w:t>c) Compilation Error</w:t>
+        <w:t xml:space="preserve">c) </w:t>
+      </w:r>
+      <w:r>
+        <w:rPr>
+          <w:rFonts w:ascii="Times New Roman" w:eastAsia="Times New Roman" w:hAnsi="Times New Roman" w:cs="Times New Roman"/>
+          <w:highlight w:val="yellow"/>
+        </w:rPr>
+        <w:t>Compilation Error</w:t>
       </w:r>
     </w:p>
     <w:p>
@@ -17046,7 +17424,14 @@
         <w:rPr>
           <w:rFonts w:ascii="Times New Roman" w:eastAsia="Times New Roman" w:hAnsi="Times New Roman" w:cs="Times New Roman"/>
         </w:rPr>
-        <w:t>b) Exception</w:t>
+        <w:t xml:space="preserve">b) </w:t>
+      </w:r>
+      <w:r>
+        <w:rPr>
+          <w:rFonts w:ascii="Times New Roman" w:eastAsia="Times New Roman" w:hAnsi="Times New Roman" w:cs="Times New Roman"/>
+          <w:highlight w:val="yellow"/>
+        </w:rPr>
+        <w:t>Exception</w:t>
       </w:r>
     </w:p>
     <w:p>
@@ -17897,7 +18282,14 @@
         <w:rPr>
           <w:rFonts w:ascii="Times New Roman" w:eastAsia="Times New Roman" w:hAnsi="Times New Roman" w:cs="Times New Roman"/>
         </w:rPr>
-        <w:t>c) Compilation Error</w:t>
+        <w:t xml:space="preserve">c) </w:t>
+      </w:r>
+      <w:r>
+        <w:rPr>
+          <w:rFonts w:ascii="Times New Roman" w:eastAsia="Times New Roman" w:hAnsi="Times New Roman" w:cs="Times New Roman"/>
+          <w:highlight w:val="yellow"/>
+        </w:rPr>
+        <w:t>Compilation Error</w:t>
       </w:r>
     </w:p>
     <w:p>
